--- a/TPI Biblioteca.docx
+++ b/TPI Biblioteca.docx
@@ -55,12 +55,12 @@
           <wp:inline distB="0" distT="0" distL="0" distR="0">
             <wp:extent cx="1417320" cy="750898"/>
             <wp:effectExtent b="0" l="0" r="0" t="0"/>
-            <wp:docPr id="1" name="image6.png"/>
+            <wp:docPr id="1" name="image1.png"/>
             <a:graphic>
               <a:graphicData uri="http://schemas.openxmlformats.org/drawingml/2006/picture">
                 <pic:pic>
                   <pic:nvPicPr>
-                    <pic:cNvPr id="0" name="image6.png"/>
+                    <pic:cNvPr id="0" name="image1.png"/>
                     <pic:cNvPicPr preferRelativeResize="0"/>
                   </pic:nvPicPr>
                   <pic:blipFill>
@@ -302,12 +302,12 @@
           <wp:inline distB="0" distT="0" distL="0" distR="0">
             <wp:extent cx="758952" cy="478932"/>
             <wp:effectExtent b="0" l="0" r="0" t="0"/>
-            <wp:docPr id="3" name="image7.png"/>
+            <wp:docPr id="3" name="image2.png"/>
             <a:graphic>
               <a:graphicData uri="http://schemas.openxmlformats.org/drawingml/2006/picture">
                 <pic:pic>
                   <pic:nvPicPr>
-                    <pic:cNvPr id="0" name="image7.png"/>
+                    <pic:cNvPr id="0" name="image2.png"/>
                     <pic:cNvPicPr preferRelativeResize="0"/>
                   </pic:nvPicPr>
                   <pic:blipFill>
@@ -358,12 +358,12 @@
           <wp:inline distB="0" distT="0" distL="0" distR="0">
             <wp:extent cx="3019425" cy="3019425"/>
             <wp:effectExtent b="0" l="0" r="0" t="0"/>
-            <wp:docPr id="2" name="image9.png"/>
+            <wp:docPr id="2" name="image7.png"/>
             <a:graphic>
               <a:graphicData uri="http://schemas.openxmlformats.org/drawingml/2006/picture">
                 <pic:pic>
                   <pic:nvPicPr>
-                    <pic:cNvPr id="0" name="image9.png"/>
+                    <pic:cNvPr id="0" name="image7.png"/>
                     <pic:cNvPicPr preferRelativeResize="0"/>
                   </pic:nvPicPr>
                   <pic:blipFill>
@@ -967,12 +967,12 @@
           <wp:inline distB="114300" distT="114300" distL="114300" distR="114300">
             <wp:extent cx="5399730" cy="4064000"/>
             <wp:effectExtent b="0" l="0" r="0" t="0"/>
-            <wp:docPr id="10" name="image1.png"/>
+            <wp:docPr id="10" name="image17.png"/>
             <a:graphic>
               <a:graphicData uri="http://schemas.openxmlformats.org/drawingml/2006/picture">
                 <pic:pic>
                   <pic:nvPicPr>
-                    <pic:cNvPr id="0" name="image1.png"/>
+                    <pic:cNvPr id="0" name="image17.png"/>
                     <pic:cNvPicPr preferRelativeResize="0"/>
                   </pic:nvPicPr>
                   <pic:blipFill>
@@ -1091,7 +1091,7 @@
         <w:rPr>
           <w:rtl w:val="0"/>
         </w:rPr>
-        <w:t xml:space="preserve">Se utilizada la vista “Vista_Libros_Catalogo” para mostrar información detallada de los libros del catálogo de la biblioteca. Incluye el ISBN, título, fecha de publicación, cantidad total de ejemplares, ejemplares disponibles y sus respectivos autores.</w:t>
+        <w:t xml:space="preserve">Se utiliza la vista “Vista_Libros_Catalogo” para mostrar información detallada de los libros del catálogo de la biblioteca. Incluye el ISBN, título, fecha de publicación, cantidad total de ejemplares, ejemplares disponibles y sus respectivos autores.</w:t>
       </w:r>
     </w:p>
     <w:p>
@@ -1110,12 +1110,12 @@
           <wp:inline distB="0" distT="0" distL="0" distR="0">
             <wp:extent cx="5249008" cy="1991003"/>
             <wp:effectExtent b="0" l="0" r="0" t="0"/>
-            <wp:docPr id="5" name="image8.png"/>
+            <wp:docPr id="5" name="image14.png"/>
             <a:graphic>
               <a:graphicData uri="http://schemas.openxmlformats.org/drawingml/2006/picture">
                 <pic:pic>
                   <pic:nvPicPr>
-                    <pic:cNvPr id="0" name="image8.png"/>
+                    <pic:cNvPr id="0" name="image14.png"/>
                     <pic:cNvPicPr preferRelativeResize="0"/>
                   </pic:nvPicPr>
                   <pic:blipFill>
@@ -1201,12 +1201,12 @@
           <wp:inline distB="0" distT="0" distL="0" distR="0">
             <wp:extent cx="5249008" cy="1495634"/>
             <wp:effectExtent b="0" l="0" r="0" t="0"/>
-            <wp:docPr id="4" name="image2.png"/>
+            <wp:docPr id="4" name="image5.png"/>
             <a:graphic>
               <a:graphicData uri="http://schemas.openxmlformats.org/drawingml/2006/picture">
                 <pic:pic>
                   <pic:nvPicPr>
-                    <pic:cNvPr id="0" name="image2.png"/>
+                    <pic:cNvPr id="0" name="image5.png"/>
                     <pic:cNvPicPr preferRelativeResize="0"/>
                   </pic:nvPicPr>
                   <pic:blipFill>
@@ -1292,12 +1292,12 @@
           <wp:inline distB="0" distT="0" distL="0" distR="0">
             <wp:extent cx="5249008" cy="1495634"/>
             <wp:effectExtent b="0" l="0" r="0" t="0"/>
-            <wp:docPr id="7" name="image3.png"/>
+            <wp:docPr id="7" name="image4.png"/>
             <a:graphic>
               <a:graphicData uri="http://schemas.openxmlformats.org/drawingml/2006/picture">
                 <pic:pic>
                   <pic:nvPicPr>
-                    <pic:cNvPr id="0" name="image3.png"/>
+                    <pic:cNvPr id="0" name="image4.png"/>
                     <pic:cNvPicPr preferRelativeResize="0"/>
                   </pic:nvPicPr>
                   <pic:blipFill>
@@ -1390,12 +1390,12 @@
           <wp:inline distB="0" distT="0" distL="0" distR="0">
             <wp:extent cx="5400040" cy="2319020"/>
             <wp:effectExtent b="0" l="0" r="0" t="0"/>
-            <wp:docPr id="6" name="image11.png"/>
+            <wp:docPr id="6" name="image8.png"/>
             <a:graphic>
               <a:graphicData uri="http://schemas.openxmlformats.org/drawingml/2006/picture">
                 <pic:pic>
                   <pic:nvPicPr>
-                    <pic:cNvPr id="0" name="image11.png"/>
+                    <pic:cNvPr id="0" name="image8.png"/>
                     <pic:cNvPicPr preferRelativeResize="0"/>
                   </pic:nvPicPr>
                   <pic:blipFill>
@@ -1500,12 +1500,12 @@
           <wp:inline distB="0" distT="0" distL="0" distR="0">
             <wp:extent cx="3858163" cy="4143953"/>
             <wp:effectExtent b="0" l="0" r="0" t="0"/>
-            <wp:docPr id="9" name="image5.png"/>
+            <wp:docPr id="9" name="image16.png"/>
             <a:graphic>
               <a:graphicData uri="http://schemas.openxmlformats.org/drawingml/2006/picture">
                 <pic:pic>
                   <pic:nvPicPr>
-                    <pic:cNvPr id="0" name="image5.png"/>
+                    <pic:cNvPr id="0" name="image16.png"/>
                     <pic:cNvPicPr preferRelativeResize="0"/>
                   </pic:nvPicPr>
                   <pic:blipFill>
@@ -1555,12 +1555,12 @@
           <wp:inline distB="0" distT="0" distL="0" distR="0">
             <wp:extent cx="3848637" cy="3077004"/>
             <wp:effectExtent b="0" l="0" r="0" t="0"/>
-            <wp:docPr id="8" name="image4.png"/>
+            <wp:docPr id="8" name="image15.png"/>
             <a:graphic>
               <a:graphicData uri="http://schemas.openxmlformats.org/drawingml/2006/picture">
                 <pic:pic>
                   <pic:nvPicPr>
-                    <pic:cNvPr id="0" name="image4.png"/>
+                    <pic:cNvPr id="0" name="image15.png"/>
                     <pic:cNvPicPr preferRelativeResize="0"/>
                   </pic:nvPicPr>
                   <pic:blipFill>
@@ -1641,12 +1641,12 @@
           <wp:inline distB="0" distT="0" distL="0" distR="0">
             <wp:extent cx="4086795" cy="4934639"/>
             <wp:effectExtent b="0" l="0" r="0" t="0"/>
-            <wp:docPr id="13" name="image12.png"/>
+            <wp:docPr id="13" name="image6.png"/>
             <a:graphic>
               <a:graphicData uri="http://schemas.openxmlformats.org/drawingml/2006/picture">
                 <pic:pic>
                   <pic:nvPicPr>
-                    <pic:cNvPr id="0" name="image12.png"/>
+                    <pic:cNvPr id="0" name="image6.png"/>
                     <pic:cNvPicPr preferRelativeResize="0"/>
                   </pic:nvPicPr>
                   <pic:blipFill>
@@ -1754,12 +1754,12 @@
           <wp:inline distB="0" distT="0" distL="0" distR="0">
             <wp:extent cx="4401164" cy="3448531"/>
             <wp:effectExtent b="0" l="0" r="0" t="0"/>
-            <wp:docPr id="11" name="image13.png"/>
+            <wp:docPr id="11" name="image3.png"/>
             <a:graphic>
               <a:graphicData uri="http://schemas.openxmlformats.org/drawingml/2006/picture">
                 <pic:pic>
                   <pic:nvPicPr>
-                    <pic:cNvPr id="0" name="image13.png"/>
+                    <pic:cNvPr id="0" name="image3.png"/>
                     <pic:cNvPicPr preferRelativeResize="0"/>
                   </pic:nvPicPr>
                   <pic:blipFill>
@@ -1791,6 +1791,7 @@
     </w:p>
     <w:p>
       <w:pPr>
+        <w:jc w:val="center"/>
         <w:rPr>
           <w:b w:val="1"/>
           <w:bCs w:val="1"/>
@@ -1800,13 +1801,377 @@
       </w:pPr>
       <w:r>
         <w:rPr>
+          <w:b w:val="1"/>
+          <w:bCs w:val="1"/>
+          <w:sz w:val="36"/>
+          <w:szCs w:val="36"/>
+          <w:rtl w:val="0"/>
+        </w:rPr>
+        <w:t xml:space="preserve">Triggers</w:t>
+      </w:r>
+    </w:p>
+    <w:p>
+      <w:pPr>
+        <w:rPr/>
+      </w:pPr>
+      <w:r>
+        <w:rPr>
+          <w:rtl w:val="0"/>
+        </w:rPr>
+        <w:t xml:space="preserve">Al insertar Préstamos:</w:t>
+      </w:r>
+    </w:p>
+    <w:p>
+      <w:pPr>
+        <w:rPr/>
+      </w:pPr>
+      <w:r>
+        <w:rPr>
+          <w:rtl w:val="0"/>
+        </w:rPr>
+        <w:t xml:space="preserve">Si se intenta prestar más ejemplares de los que hay disponibles, se dispara el Trigger anulando el préstamo y realizando el rollback. Si por lo contrario hay stock suficiente para realizar el préstamo se realizará y se descontará el stock de ejemplares disponibles</w:t>
+      </w:r>
+    </w:p>
+    <w:p>
+      <w:pPr>
+        <w:jc w:val="left"/>
+        <w:rPr/>
+      </w:pPr>
+      <w:r>
+        <w:rPr>
+          <w:rtl w:val="0"/>
+        </w:rPr>
+      </w:r>
+    </w:p>
+    <w:p>
+      <w:pPr>
+        <w:rPr/>
+      </w:pPr>
+      <w:r>
+        <w:rPr>
+          <w:b w:val="1"/>
+          <w:bCs w:val="1"/>
+          <w:sz w:val="26"/>
+          <w:szCs w:val="26"/>
+        </w:rPr>
+        <w:drawing>
+          <wp:inline distB="114300" distT="114300" distL="114300" distR="114300">
+            <wp:extent cx="5399730" cy="4787900"/>
+            <wp:effectExtent b="0" l="0" r="0" t="0"/>
+            <wp:docPr id="17" name="image13.png"/>
+            <a:graphic>
+              <a:graphicData uri="http://schemas.openxmlformats.org/drawingml/2006/picture">
+                <pic:pic>
+                  <pic:nvPicPr>
+                    <pic:cNvPr id="0" name="image13.png"/>
+                    <pic:cNvPicPr preferRelativeResize="0"/>
+                  </pic:nvPicPr>
+                  <pic:blipFill>
+                    <a:blip r:embed="rId18"/>
+                    <a:srcRect b="0" l="0" r="0" t="0"/>
+                    <a:stretch>
+                      <a:fillRect/>
+                    </a:stretch>
+                  </pic:blipFill>
+                  <pic:spPr>
+                    <a:xfrm>
+                      <a:off x="0" y="0"/>
+                      <a:ext cx="5399730" cy="4787900"/>
+                    </a:xfrm>
+                    <a:prstGeom prst="rect"/>
+                    <a:ln/>
+                  </pic:spPr>
+                </pic:pic>
+              </a:graphicData>
+            </a:graphic>
+          </wp:inline>
+        </w:drawing>
+      </w:r>
+      <w:r>
+        <w:rPr>
+          <w:rtl w:val="0"/>
+        </w:rPr>
+      </w:r>
+    </w:p>
+    <w:p>
+      <w:pPr>
+        <w:rPr/>
+      </w:pPr>
+      <w:r>
+        <w:rPr>
+          <w:rtl w:val="0"/>
+        </w:rPr>
+        <w:t xml:space="preserve"> Al actualizar Préstamos:</w:t>
+      </w:r>
+    </w:p>
+    <w:p>
+      <w:pPr>
+        <w:rPr/>
+      </w:pPr>
+      <w:r>
+        <w:rPr>
+          <w:rtl w:val="0"/>
+        </w:rPr>
+        <w:t xml:space="preserve">Cuando se registra una devolución, se detecta la FechaDevolucionReal cambia de Null a NOT NULL, incrementa EjemplaresDisponibles por cada devolución y si la devolución es tardía, es decir la fecha de devolución es posterior a la fecha de devolución estimada, se insertará una fila en multas añadiendo el valor de 1.00 por cada día de atraso</w:t>
+      </w:r>
+    </w:p>
+    <w:p>
+      <w:pPr>
+        <w:rPr/>
+      </w:pPr>
+      <w:r>
+        <w:rPr/>
+        <w:drawing>
+          <wp:inline distB="114300" distT="114300" distL="114300" distR="114300">
+            <wp:extent cx="5399730" cy="4000500"/>
+            <wp:effectExtent b="0" l="0" r="0" t="0"/>
+            <wp:docPr id="16" name="image10.png"/>
+            <a:graphic>
+              <a:graphicData uri="http://schemas.openxmlformats.org/drawingml/2006/picture">
+                <pic:pic>
+                  <pic:nvPicPr>
+                    <pic:cNvPr id="0" name="image10.png"/>
+                    <pic:cNvPicPr preferRelativeResize="0"/>
+                  </pic:nvPicPr>
+                  <pic:blipFill>
+                    <a:blip r:embed="rId19"/>
+                    <a:srcRect b="0" l="0" r="0" t="0"/>
+                    <a:stretch>
+                      <a:fillRect/>
+                    </a:stretch>
+                  </pic:blipFill>
+                  <pic:spPr>
+                    <a:xfrm>
+                      <a:off x="0" y="0"/>
+                      <a:ext cx="5399730" cy="4000500"/>
+                    </a:xfrm>
+                    <a:prstGeom prst="rect"/>
+                    <a:ln/>
+                  </pic:spPr>
+                </pic:pic>
+              </a:graphicData>
+            </a:graphic>
+          </wp:inline>
+        </w:drawing>
+      </w:r>
+      <w:r>
+        <w:rPr>
+          <w:rtl w:val="0"/>
+        </w:rPr>
+      </w:r>
+    </w:p>
+    <w:p>
+      <w:pPr>
+        <w:rPr/>
+      </w:pPr>
+      <w:r>
+        <w:rPr>
+          <w:rtl w:val="0"/>
+        </w:rPr>
+        <w:t xml:space="preserve">Impedir eliminación de Libros:</w:t>
+      </w:r>
+    </w:p>
+    <w:p>
+      <w:pPr>
+        <w:rPr/>
+      </w:pPr>
+      <w:r>
+        <w:rPr>
+          <w:rtl w:val="0"/>
+        </w:rPr>
+        <w:t xml:space="preserve">Los libros que tengan préstamos activos no podrán ser eliminados </w:t>
+      </w:r>
+    </w:p>
+    <w:p>
+      <w:pPr>
+        <w:rPr/>
+      </w:pPr>
+      <w:r>
+        <w:rPr>
+          <w:rtl w:val="0"/>
+        </w:rPr>
+        <w:t xml:space="preserve"> que tengan préstamos activos, en el caso de que no tengan ningun prestamo activo si podrán eliminarse </w:t>
+      </w:r>
+    </w:p>
+    <w:p>
+      <w:pPr>
+        <w:rPr/>
+      </w:pPr>
+      <w:r>
+        <w:rPr>
+          <w:rtl w:val="0"/>
+        </w:rPr>
+      </w:r>
+    </w:p>
+    <w:p>
+      <w:pPr>
+        <w:rPr/>
+      </w:pPr>
+      <w:r>
+        <w:rPr/>
+        <w:drawing>
+          <wp:inline distB="114300" distT="114300" distL="114300" distR="114300">
+            <wp:extent cx="5399730" cy="2565400"/>
+            <wp:effectExtent b="0" l="0" r="0" t="0"/>
+            <wp:docPr id="15" name="image11.png"/>
+            <a:graphic>
+              <a:graphicData uri="http://schemas.openxmlformats.org/drawingml/2006/picture">
+                <pic:pic>
+                  <pic:nvPicPr>
+                    <pic:cNvPr id="0" name="image11.png"/>
+                    <pic:cNvPicPr preferRelativeResize="0"/>
+                  </pic:nvPicPr>
+                  <pic:blipFill>
+                    <a:blip r:embed="rId20"/>
+                    <a:srcRect b="0" l="0" r="0" t="0"/>
+                    <a:stretch>
+                      <a:fillRect/>
+                    </a:stretch>
+                  </pic:blipFill>
+                  <pic:spPr>
+                    <a:xfrm>
+                      <a:off x="0" y="0"/>
+                      <a:ext cx="5399730" cy="2565400"/>
+                    </a:xfrm>
+                    <a:prstGeom prst="rect"/>
+                    <a:ln/>
+                  </pic:spPr>
+                </pic:pic>
+              </a:graphicData>
+            </a:graphic>
+          </wp:inline>
+        </w:drawing>
+      </w:r>
+      <w:r>
+        <w:rPr>
+          <w:rtl w:val="0"/>
+        </w:rPr>
+      </w:r>
+    </w:p>
+    <w:p>
+      <w:pPr>
+        <w:rPr/>
+      </w:pPr>
+      <w:r>
+        <w:rPr>
+          <w:rtl w:val="0"/>
+        </w:rPr>
+        <w:t xml:space="preserve">Impedir eliminación de Socios:</w:t>
+      </w:r>
+    </w:p>
+    <w:p>
+      <w:pPr>
+        <w:rPr/>
+      </w:pPr>
+      <w:r>
+        <w:rPr>
+          <w:rtl w:val="0"/>
+        </w:rPr>
+        <w:t xml:space="preserve">Todos los socios que tengan préstamos activos no podrán ser eliminados, de lo contrario si podrán realizarlo </w:t>
+      </w:r>
+      <w:r>
+        <w:rPr/>
+        <w:drawing>
+          <wp:inline distB="114300" distT="114300" distL="114300" distR="114300">
+            <wp:extent cx="5399730" cy="2400300"/>
+            <wp:effectExtent b="0" l="0" r="0" t="0"/>
+            <wp:docPr id="14" name="image9.png"/>
+            <a:graphic>
+              <a:graphicData uri="http://schemas.openxmlformats.org/drawingml/2006/picture">
+                <pic:pic>
+                  <pic:nvPicPr>
+                    <pic:cNvPr id="0" name="image9.png"/>
+                    <pic:cNvPicPr preferRelativeResize="0"/>
+                  </pic:nvPicPr>
+                  <pic:blipFill>
+                    <a:blip r:embed="rId21"/>
+                    <a:srcRect b="0" l="0" r="0" t="0"/>
+                    <a:stretch>
+                      <a:fillRect/>
+                    </a:stretch>
+                  </pic:blipFill>
+                  <pic:spPr>
+                    <a:xfrm>
+                      <a:off x="0" y="0"/>
+                      <a:ext cx="5399730" cy="2400300"/>
+                    </a:xfrm>
+                    <a:prstGeom prst="rect"/>
+                    <a:ln/>
+                  </pic:spPr>
+                </pic:pic>
+              </a:graphicData>
+            </a:graphic>
+          </wp:inline>
+        </w:drawing>
+      </w:r>
+      <w:r>
+        <w:rPr>
+          <w:rtl w:val="0"/>
+        </w:rPr>
+      </w:r>
+    </w:p>
+    <w:p>
+      <w:pPr>
+        <w:ind w:left="0" w:firstLine="0"/>
+        <w:jc w:val="center"/>
+        <w:rPr/>
+      </w:pPr>
+      <w:r>
+        <w:rPr>
+          <w:rtl w:val="0"/>
+        </w:rPr>
+        <w:t xml:space="preserve">LINKS</w:t>
+      </w:r>
+    </w:p>
+    <w:p>
+      <w:pPr>
+        <w:rPr/>
+      </w:pPr>
+      <w:hyperlink r:id="rId22">
+        <w:r>
+          <w:rPr>
+            <w:color w:val="1155cc"/>
+            <w:u w:val="single"/>
+            <w:rtl w:val="0"/>
+          </w:rPr>
+          <w:t xml:space="preserve">Link del repositorio en Github</w:t>
+        </w:r>
+      </w:hyperlink>
+      <w:r>
+        <w:rPr>
+          <w:rtl w:val="0"/>
+        </w:rPr>
+        <w:t xml:space="preserve"> - </w:t>
+      </w:r>
+      <w:hyperlink r:id="rId23">
+        <w:r>
+          <w:rPr>
+            <w:color w:val="1155cc"/>
+            <w:u w:val="single"/>
+            <w:rtl w:val="0"/>
+          </w:rPr>
+          <w:t xml:space="preserve">https://github.com/guillermoacampos/DBBiblioteca.git</w:t>
+        </w:r>
+      </w:hyperlink>
+      <w:r>
+        <w:rPr>
+          <w:rtl w:val="0"/>
+        </w:rPr>
+      </w:r>
+    </w:p>
+    <w:p>
+      <w:pPr>
+        <w:rPr/>
+      </w:pPr>
+      <w:r>
+        <w:rPr>
           <w:rtl w:val="0"/>
         </w:rPr>
       </w:r>
     </w:p>
     <w:sectPr>
-      <w:headerReference r:id="rId18" w:type="default"/>
-      <w:footerReference r:id="rId19" w:type="default"/>
+      <w:headerReference r:id="rId24" w:type="default"/>
+      <w:footerReference r:id="rId25" w:type="default"/>
       <w:pgSz w:h="16838" w:w="11906" w:orient="portrait"/>
       <w:pgMar w:bottom="1417" w:top="1417" w:left="1701" w:right="1701" w:header="708" w:footer="708"/>
       <w:pgNumType w:start="0"/>
@@ -1894,12 +2259,12 @@
         <wp:inline distB="0" distT="0" distL="0" distR="0">
           <wp:extent cx="857250" cy="857250"/>
           <wp:effectExtent b="0" l="0" r="0" t="0"/>
-          <wp:docPr id="12" name="image10.png"/>
+          <wp:docPr id="12" name="image12.png"/>
           <a:graphic>
             <a:graphicData uri="http://schemas.openxmlformats.org/drawingml/2006/picture">
               <pic:pic>
                 <pic:nvPicPr>
-                  <pic:cNvPr id="0" name="image10.png"/>
+                  <pic:cNvPr id="0" name="image12.png"/>
                   <pic:cNvPicPr preferRelativeResize="0"/>
                 </pic:nvPicPr>
                 <pic:blipFill>

--- a/TPI Biblioteca.docx
+++ b/TPI Biblioteca.docx
@@ -358,12 +358,12 @@
           <wp:inline distB="0" distT="0" distL="0" distR="0">
             <wp:extent cx="3019425" cy="3019425"/>
             <wp:effectExtent b="0" l="0" r="0" t="0"/>
-            <wp:docPr id="2" name="image7.png"/>
+            <wp:docPr id="2" name="image3.png"/>
             <a:graphic>
               <a:graphicData uri="http://schemas.openxmlformats.org/drawingml/2006/picture">
                 <pic:pic>
                   <pic:nvPicPr>
-                    <pic:cNvPr id="0" name="image7.png"/>
+                    <pic:cNvPr id="0" name="image3.png"/>
                     <pic:cNvPicPr preferRelativeResize="0"/>
                   </pic:nvPicPr>
                   <pic:blipFill>
@@ -967,12 +967,12 @@
           <wp:inline distB="114300" distT="114300" distL="114300" distR="114300">
             <wp:extent cx="5399730" cy="4064000"/>
             <wp:effectExtent b="0" l="0" r="0" t="0"/>
-            <wp:docPr id="10" name="image17.png"/>
+            <wp:docPr id="10" name="image16.png"/>
             <a:graphic>
               <a:graphicData uri="http://schemas.openxmlformats.org/drawingml/2006/picture">
                 <pic:pic>
                   <pic:nvPicPr>
-                    <pic:cNvPr id="0" name="image17.png"/>
+                    <pic:cNvPr id="0" name="image16.png"/>
                     <pic:cNvPicPr preferRelativeResize="0"/>
                   </pic:nvPicPr>
                   <pic:blipFill>
@@ -1110,12 +1110,12 @@
           <wp:inline distB="0" distT="0" distL="0" distR="0">
             <wp:extent cx="5249008" cy="1991003"/>
             <wp:effectExtent b="0" l="0" r="0" t="0"/>
-            <wp:docPr id="5" name="image14.png"/>
+            <wp:docPr id="5" name="image4.png"/>
             <a:graphic>
               <a:graphicData uri="http://schemas.openxmlformats.org/drawingml/2006/picture">
                 <pic:pic>
                   <pic:nvPicPr>
-                    <pic:cNvPr id="0" name="image14.png"/>
+                    <pic:cNvPr id="0" name="image4.png"/>
                     <pic:cNvPicPr preferRelativeResize="0"/>
                   </pic:nvPicPr>
                   <pic:blipFill>
@@ -1292,12 +1292,12 @@
           <wp:inline distB="0" distT="0" distL="0" distR="0">
             <wp:extent cx="5249008" cy="1495634"/>
             <wp:effectExtent b="0" l="0" r="0" t="0"/>
-            <wp:docPr id="7" name="image4.png"/>
+            <wp:docPr id="7" name="image9.png"/>
             <a:graphic>
               <a:graphicData uri="http://schemas.openxmlformats.org/drawingml/2006/picture">
                 <pic:pic>
                   <pic:nvPicPr>
-                    <pic:cNvPr id="0" name="image4.png"/>
+                    <pic:cNvPr id="0" name="image9.png"/>
                     <pic:cNvPicPr preferRelativeResize="0"/>
                   </pic:nvPicPr>
                   <pic:blipFill>
@@ -1390,12 +1390,12 @@
           <wp:inline distB="0" distT="0" distL="0" distR="0">
             <wp:extent cx="5400040" cy="2319020"/>
             <wp:effectExtent b="0" l="0" r="0" t="0"/>
-            <wp:docPr id="6" name="image8.png"/>
+            <wp:docPr id="6" name="image7.png"/>
             <a:graphic>
               <a:graphicData uri="http://schemas.openxmlformats.org/drawingml/2006/picture">
                 <pic:pic>
                   <pic:nvPicPr>
-                    <pic:cNvPr id="0" name="image8.png"/>
+                    <pic:cNvPr id="0" name="image7.png"/>
                     <pic:cNvPicPr preferRelativeResize="0"/>
                   </pic:nvPicPr>
                   <pic:blipFill>
@@ -1500,12 +1500,12 @@
           <wp:inline distB="0" distT="0" distL="0" distR="0">
             <wp:extent cx="3858163" cy="4143953"/>
             <wp:effectExtent b="0" l="0" r="0" t="0"/>
-            <wp:docPr id="9" name="image16.png"/>
+            <wp:docPr id="9" name="image10.png"/>
             <a:graphic>
               <a:graphicData uri="http://schemas.openxmlformats.org/drawingml/2006/picture">
                 <pic:pic>
                   <pic:nvPicPr>
-                    <pic:cNvPr id="0" name="image16.png"/>
+                    <pic:cNvPr id="0" name="image10.png"/>
                     <pic:cNvPicPr preferRelativeResize="0"/>
                   </pic:nvPicPr>
                   <pic:blipFill>
@@ -1555,12 +1555,12 @@
           <wp:inline distB="0" distT="0" distL="0" distR="0">
             <wp:extent cx="3848637" cy="3077004"/>
             <wp:effectExtent b="0" l="0" r="0" t="0"/>
-            <wp:docPr id="8" name="image15.png"/>
+            <wp:docPr id="8" name="image6.png"/>
             <a:graphic>
               <a:graphicData uri="http://schemas.openxmlformats.org/drawingml/2006/picture">
                 <pic:pic>
                   <pic:nvPicPr>
-                    <pic:cNvPr id="0" name="image15.png"/>
+                    <pic:cNvPr id="0" name="image6.png"/>
                     <pic:cNvPicPr preferRelativeResize="0"/>
                   </pic:nvPicPr>
                   <pic:blipFill>
@@ -1641,12 +1641,12 @@
           <wp:inline distB="0" distT="0" distL="0" distR="0">
             <wp:extent cx="4086795" cy="4934639"/>
             <wp:effectExtent b="0" l="0" r="0" t="0"/>
-            <wp:docPr id="13" name="image6.png"/>
+            <wp:docPr id="13" name="image11.png"/>
             <a:graphic>
               <a:graphicData uri="http://schemas.openxmlformats.org/drawingml/2006/picture">
                 <pic:pic>
                   <pic:nvPicPr>
-                    <pic:cNvPr id="0" name="image6.png"/>
+                    <pic:cNvPr id="0" name="image11.png"/>
                     <pic:cNvPicPr preferRelativeResize="0"/>
                   </pic:nvPicPr>
                   <pic:blipFill>
@@ -1754,12 +1754,12 @@
           <wp:inline distB="0" distT="0" distL="0" distR="0">
             <wp:extent cx="4401164" cy="3448531"/>
             <wp:effectExtent b="0" l="0" r="0" t="0"/>
-            <wp:docPr id="11" name="image3.png"/>
+            <wp:docPr id="11" name="image12.png"/>
             <a:graphic>
               <a:graphicData uri="http://schemas.openxmlformats.org/drawingml/2006/picture">
                 <pic:pic>
                   <pic:nvPicPr>
-                    <pic:cNvPr id="0" name="image3.png"/>
+                    <pic:cNvPr id="0" name="image12.png"/>
                     <pic:cNvPicPr preferRelativeResize="0"/>
                   </pic:nvPicPr>
                   <pic:blipFill>
@@ -1925,12 +1925,12 @@
           <wp:inline distB="114300" distT="114300" distL="114300" distR="114300">
             <wp:extent cx="5399730" cy="4000500"/>
             <wp:effectExtent b="0" l="0" r="0" t="0"/>
-            <wp:docPr id="16" name="image10.png"/>
+            <wp:docPr id="16" name="image17.png"/>
             <a:graphic>
               <a:graphicData uri="http://schemas.openxmlformats.org/drawingml/2006/picture">
                 <pic:pic>
                   <pic:nvPicPr>
-                    <pic:cNvPr id="0" name="image10.png"/>
+                    <pic:cNvPr id="0" name="image17.png"/>
                     <pic:cNvPicPr preferRelativeResize="0"/>
                   </pic:nvPicPr>
                   <pic:blipFill>
@@ -2013,12 +2013,12 @@
           <wp:inline distB="114300" distT="114300" distL="114300" distR="114300">
             <wp:extent cx="5399730" cy="2565400"/>
             <wp:effectExtent b="0" l="0" r="0" t="0"/>
-            <wp:docPr id="15" name="image11.png"/>
+            <wp:docPr id="15" name="image15.png"/>
             <a:graphic>
               <a:graphicData uri="http://schemas.openxmlformats.org/drawingml/2006/picture">
                 <pic:pic>
                   <pic:nvPicPr>
-                    <pic:cNvPr id="0" name="image11.png"/>
+                    <pic:cNvPr id="0" name="image15.png"/>
                     <pic:cNvPicPr preferRelativeResize="0"/>
                   </pic:nvPicPr>
                   <pic:blipFill>
@@ -2075,12 +2075,12 @@
           <wp:inline distB="114300" distT="114300" distL="114300" distR="114300">
             <wp:extent cx="5399730" cy="2400300"/>
             <wp:effectExtent b="0" l="0" r="0" t="0"/>
-            <wp:docPr id="14" name="image9.png"/>
+            <wp:docPr id="14" name="image14.png"/>
             <a:graphic>
               <a:graphicData uri="http://schemas.openxmlformats.org/drawingml/2006/picture">
                 <pic:pic>
                   <pic:nvPicPr>
-                    <pic:cNvPr id="0" name="image9.png"/>
+                    <pic:cNvPr id="0" name="image14.png"/>
                     <pic:cNvPicPr preferRelativeResize="0"/>
                   </pic:nvPicPr>
                   <pic:blipFill>
@@ -2163,6 +2163,16 @@
       <w:pPr>
         <w:rPr/>
       </w:pPr>
+      <w:hyperlink r:id="rId24">
+        <w:r>
+          <w:rPr>
+            <w:color w:val="1155cc"/>
+            <w:u w:val="single"/>
+            <w:rtl w:val="0"/>
+          </w:rPr>
+          <w:t xml:space="preserve">link del video en Google Drive</w:t>
+        </w:r>
+      </w:hyperlink>
       <w:r>
         <w:rPr>
           <w:rtl w:val="0"/>
@@ -2170,8 +2180,8 @@
       </w:r>
     </w:p>
     <w:sectPr>
-      <w:headerReference r:id="rId24" w:type="default"/>
-      <w:footerReference r:id="rId25" w:type="default"/>
+      <w:headerReference r:id="rId25" w:type="default"/>
+      <w:footerReference r:id="rId26" w:type="default"/>
       <w:pgSz w:h="16838" w:w="11906" w:orient="portrait"/>
       <w:pgMar w:bottom="1417" w:top="1417" w:left="1701" w:right="1701" w:header="708" w:footer="708"/>
       <w:pgNumType w:start="0"/>
@@ -2259,12 +2269,12 @@
         <wp:inline distB="0" distT="0" distL="0" distR="0">
           <wp:extent cx="857250" cy="857250"/>
           <wp:effectExtent b="0" l="0" r="0" t="0"/>
-          <wp:docPr id="12" name="image12.png"/>
+          <wp:docPr id="12" name="image8.png"/>
           <a:graphic>
             <a:graphicData uri="http://schemas.openxmlformats.org/drawingml/2006/picture">
               <pic:pic>
                 <pic:nvPicPr>
-                  <pic:cNvPr id="0" name="image12.png"/>
+                  <pic:cNvPr id="0" name="image8.png"/>
                   <pic:cNvPicPr preferRelativeResize="0"/>
                 </pic:nvPicPr>
                 <pic:blipFill>
